--- a/Documents/Student-Guides/Book-Issue/T42_Read_Book_Issue/T42_01_Initial_API_Contract.docx
+++ b/Documents/Student-Guides/Book-Issue/T42_Read_Book_Issue/T42_01_Initial_API_Contract.docx
@@ -661,7 +661,7 @@
           </w:tcPr>
           <w:p>
             <w:r>
-              <w:t>ISS-0005 / ACTIVE / Return RET-0003 COMPLETED - controlled intermediate workflow state</w:t>
+              <w:t>ISS-0005 / ACTIVE / Return RET-0003 COMPLETED</w:t>
             </w:r>
           </w:p>
         </w:tc>
